--- a/p8/submission/world_development_redesign/03_cover_letter.docx
+++ b/p8/submission/world_development_redesign/03_cover_letter.docx
@@ -93,7 +93,7 @@
           <w:bCs/>
           <w:b/>
         </w:rPr>
-        <w:t xml:space="preserve">When the Inverted-U Inverts: Structural Boundary Conditions of the Internationalization–Performance Relationship in Pacific Microstates</w:t>
+        <w:t xml:space="preserve">When the Inverted-U Dissolves: Structural Boundary Conditions of the Internationalization–Performance Relationship in Pacific Microstates</w:t>
       </w:r>
       <w:r>
         <w:rPr>
@@ -179,7 +179,7 @@
         <w:t xml:space="preserve"> </w:t>
       </w:r>
       <w:r>
-        <w:t xml:space="preserve">of the inverted-U paradigm in Pacific microstates, showing that the canonical functional form dissolves at the extreme periphery and, conditional on firm capability, inverts into a convex penalty across the export-intensity range where almost all island firms operate.</w:t>
+        <w:t xml:space="preserve">of the inverted-U paradigm in Pacific microstates, showing that the canonical functional form dissolves at the extreme periphery, with suggestive evidence that—conditional on firm capability—the relationship leans convex across the export-intensity range where almost all island firms operate.</w:t>
       </w:r>
       <w:r>
         <w:t xml:space="preserve"> </w:t>

--- a/p8/submission/world_development_redesign/03_cover_letter.docx
+++ b/p8/submission/world_development_redesign/03_cover_letter.docx
@@ -137,7 +137,7 @@
         <w:pStyle w:val="BodyText"/>
       </w:pPr>
       <w:r>
-        <w:t xml:space="preserve">Using World Bank Enterprise Survey microdata for 1,916 firms across eight Pacific small island developing states (SIDS) and Timor-Leste, the paper makes four contributions that I believe fit</w:t>
+        <w:t xml:space="preserve">Using World Bank Enterprise Survey microdata for 1,450 firms across seven Pacific small island developing states (SIDS), the paper makes four contributions that I believe fit</w:t>
       </w:r>
       <w:r>
         <w:t xml:space="preserve"> </w:t>
@@ -242,7 +242,7 @@
         <w:pStyle w:val="BodyText"/>
       </w:pPr>
       <w:r>
-        <w:t xml:space="preserve">I have taken particular care with inference in a data-scarce, few-cluster setting. Because the design has only eight country clusters, I base all key tests on the wild-cluster restricted bootstrap (Cameron, Gelbach, &amp; Miller, 2008) and report cluster counts prominently; I also document transparently that any strong negative point estimate is sensitive to which island economies enter the sample, and I therefore anchor the paper’s claims on the full-sample, valid-inference results. This methodological transparency about firm-level inference in micro-economies is, I hope, itself useful to readers working in similarly data-constrained development contexts.</w:t>
+        <w:t xml:space="preserve">I have taken particular care with inference in a data-scarce, few-cluster setting. Because the design has only seven country clusters, I base all key tests on the wild-cluster restricted bootstrap (Cameron, Gelbach, &amp; Miller, 2008) and report cluster counts prominently; I also document transparently that any strong negative point estimate is sensitive to which island economies enter the sample, and I therefore anchor the paper’s claims on the full-sample, valid-inference results. This methodological transparency about firm-level inference in micro-economies is, I hope, itself useful to readers working in similarly data-constrained development contexts.</w:t>
       </w:r>
     </w:p>
     <w:p>

--- a/p8/submission/world_development_redesign/03_cover_letter.docx
+++ b/p8/submission/world_development_redesign/03_cover_letter.docx
@@ -2,7 +2,7 @@
 <file path=word/document.xml><?xml version="1.0" encoding="utf-8"?>
 <w:document xmlns:w="http://schemas.openxmlformats.org/wordprocessingml/2006/main" xmlns:m="http://schemas.openxmlformats.org/officeDocument/2006/math" xmlns:r="http://schemas.openxmlformats.org/officeDocument/2006/relationships" xmlns:o="urn:schemas-microsoft-com:office:office" xmlns:v="urn:schemas-microsoft-com:vml" xmlns:w10="urn:schemas-microsoft-com:office:word" xmlns:a="http://schemas.openxmlformats.org/drawingml/2006/main" xmlns:pic="http://schemas.openxmlformats.org/drawingml/2006/picture" xmlns:wp="http://schemas.openxmlformats.org/drawingml/2006/wordprocessingDrawing">
   <w:body>
-    <w:bookmarkStart w:id="20" w:name="cover-letter"/>
+    <w:bookmarkStart w:id="21" w:name="cover-letter"/>
     <w:p>
       <w:pPr>
         <w:pStyle w:val="Heading1"/>
@@ -33,9 +33,14 @@
       <w:r>
         <w:t xml:space="preserve"> </w:t>
       </w:r>
-      <w:r>
-        <w:t xml:space="preserve">huongdt@vlute.edu.vn</w:t>
-      </w:r>
+      <w:hyperlink r:id="rId20">
+        <w:r>
+          <w:rPr>
+            <w:rStyle w:val="Hyperlink"/>
+          </w:rPr>
+          <w:t xml:space="preserve">huongdt@vlute.edu.vn</w:t>
+        </w:r>
+      </w:hyperlink>
     </w:p>
     <w:p>
       <w:pPr>
@@ -72,35 +77,7 @@
           <w:bCs/>
           <w:b/>
         </w:rPr>
-        <w:t xml:space="preserve">Re: Submission of</w:t>
-      </w:r>
-      <w:r>
-        <w:rPr>
-          <w:bCs/>
-          <w:b/>
-        </w:rPr>
-        <w:t xml:space="preserve"> </w:t>
-      </w:r>
-      <w:r>
-        <w:rPr>
-          <w:bCs/>
-          <w:b/>
-        </w:rPr>
-        <w:t xml:space="preserve">“</w:t>
-      </w:r>
-      <w:r>
-        <w:rPr>
-          <w:bCs/>
-          <w:b/>
-        </w:rPr>
-        <w:t xml:space="preserve">When the Inverted-U Dissolves: Structural Boundary Conditions of the Internationalization–Performance Relationship in Pacific Microstates</w:t>
-      </w:r>
-      <w:r>
-        <w:rPr>
-          <w:bCs/>
-          <w:b/>
-        </w:rPr>
-        <w:t xml:space="preserve">”</w:t>
+        <w:t xml:space="preserve">Re: Submission of "When the Inverted-U Dissolves: Structural Boundary Conditions of the Internationalization–Performance Relationship in Pacific Microstates"</w:t>
       </w:r>
     </w:p>
     <w:p>
@@ -129,7 +106,7 @@
         <w:t xml:space="preserve">World Development</w:t>
       </w:r>
       <w:r>
-        <w:t xml:space="preserve">. The paper asks a question that sits squarely at the intersection of international business and development economics: does the dominant inverted-U relationship between firm internationalization and performance—established almost entirely in larger, better-resourced economies—extend to the world’s most peripheral micro-economies, or does it break down where its implicit structural prerequisites are absent?</w:t>
+        <w:t xml:space="preserve">. The paper asks a question that sits squarely at the intersection of international business and development economics: does the dominant inverted-U relationship between firm internationalization and performance, established almost entirely in larger, better-resourced economies, extend to the world's most peripheral micro-economies, or does it break down where its implicit structural prerequisites are absent?</w:t>
       </w:r>
     </w:p>
     <w:p>
@@ -150,7 +127,7 @@
         <w:t xml:space="preserve">World Development</w:t>
       </w:r>
       <w:r>
-        <w:t xml:space="preserve">’s mandate.</w:t>
+        <w:t xml:space="preserve">'s mandate.</w:t>
       </w:r>
       <w:r>
         <w:t xml:space="preserve"> </w:t>
@@ -179,7 +156,7 @@
         <w:t xml:space="preserve"> </w:t>
       </w:r>
       <w:r>
-        <w:t xml:space="preserve">of the inverted-U paradigm in Pacific microstates, showing that the canonical functional form dissolves at the extreme periphery, with suggestive evidence that—conditional on firm capability—the relationship leans convex across the export-intensity range where almost all island firms operate.</w:t>
+        <w:t xml:space="preserve">of the inverted-U paradigm in Pacific microstates, showing that the canonical functional form dissolves at the extreme periphery, with suggestive evidence that, conditional on firm capability, the relationship leans convex across the export-intensity range where almost all island firms operate.</w:t>
       </w:r>
       <w:r>
         <w:t xml:space="preserve"> </w:t>
@@ -192,7 +169,7 @@
         <w:t xml:space="preserve">Second</w:t>
       </w:r>
       <w:r>
-        <w:t xml:space="preserve">, it makes explicit three structural prerequisites—a viable domestic market, manageable trade costs, and functional institutional support—that the internationalization literature has left implicit, a clarification applicable to any micro or peripheral economy.</w:t>
+        <w:t xml:space="preserve">, it makes explicit three structural prerequisites (a viable domestic market, manageable trade costs, and functional institutional support) that the internationalization literature has left implicit, a clarification applicable to any micro or peripheral economy.</w:t>
       </w:r>
       <w:r>
         <w:t xml:space="preserve"> </w:t>
@@ -242,7 +219,7 @@
         <w:pStyle w:val="BodyText"/>
       </w:pPr>
       <w:r>
-        <w:t xml:space="preserve">I have taken particular care with inference in a data-scarce, few-cluster setting. Because the design has only seven country clusters, I base all key tests on the wild-cluster restricted bootstrap (Cameron, Gelbach, &amp; Miller, 2008) and report cluster counts prominently; I also document transparently that any strong negative point estimate is sensitive to which island economies enter the sample, and I therefore anchor the paper’s claims on the full-sample, valid-inference results. This methodological transparency about firm-level inference in micro-economies is, I hope, itself useful to readers working in similarly data-constrained development contexts.</w:t>
+        <w:t xml:space="preserve">I have taken particular care with inference in a data-scarce, few-cluster setting. Because the design has only seven country clusters, I base all key tests on the wild-cluster restricted bootstrap (Cameron, Gelbach, &amp; Miller, 2008) and report cluster counts prominently; I also document transparently that any strong negative point estimate is sensitive to which island economies enter the sample, and I therefore anchor the paper's claims on the full-sample, valid-inference results. This methodological transparency about firm-level inference in micro-economies is, I hope, itself useful to readers working in similarly data-constrained development contexts.</w:t>
       </w:r>
     </w:p>
     <w:p>
@@ -289,8 +266,11 @@
         <w:t xml:space="preserve">Vĩnh Long University of Technology Education</w:t>
       </w:r>
     </w:p>
-    <w:bookmarkEnd w:id="20"/>
-    <w:sectPr/>
+    <w:bookmarkEnd w:id="21"/>
+    <w:sectPr>
+      <w:pgSz w:h="16838" w:w="11906"/>
+      <w:pgMar w:bottom="1417" w:left="1417" w:right="1417" w:top="1417"/>
+    </w:sectPr>
   </w:body>
 </w:document>
 </file>
@@ -423,29 +403,59 @@
   <w:style w:default="1" w:styleId="Normal" w:type="paragraph">
     <w:name w:val="Normal"/>
     <w:qFormat/>
+    <w:pPr>
+      <w:spacing w:line="276" w:lineRule="auto"/>
+      <w:jc w:val="both"/>
+    </w:pPr>
+    <w:rPr>
+      <w:rFonts w:ascii="Times New Roman" w:eastAsia="Times New Roman" w:hAnsi="Times New Roman"/>
+      <w:color w:val="000000"/>
+      <w:sz w:val="24"/>
+    </w:rPr>
   </w:style>
   <w:style w:styleId="BodyText" w:type="paragraph">
     <w:name w:val="Body Text"/>
     <w:basedOn w:val="Normal"/>
     <w:link w:val="BodyTextChar"/>
     <w:pPr>
-      <w:spacing w:after="180" w:before="180"/>
-    </w:pPr>
-    <w:qFormat/>
+      <w:spacing w:after="180" w:before="180" w:line="276" w:lineRule="auto"/>
+      <w:jc w:val="both"/>
+    </w:pPr>
+    <w:qFormat/>
+    <w:rPr>
+      <w:rFonts w:ascii="Times New Roman" w:eastAsia="Times New Roman" w:hAnsi="Times New Roman"/>
+      <w:color w:val="000000"/>
+      <w:sz w:val="24"/>
+    </w:rPr>
   </w:style>
   <w:style w:customStyle="1" w:styleId="FirstParagraph" w:type="paragraph">
     <w:name w:val="First Paragraph"/>
     <w:basedOn w:val="BodyText"/>
     <w:next w:val="BodyText"/>
     <w:qFormat/>
+    <w:pPr>
+      <w:spacing w:line="276" w:lineRule="auto"/>
+      <w:jc w:val="both"/>
+    </w:pPr>
+    <w:rPr>
+      <w:rFonts w:ascii="Times New Roman" w:eastAsia="Times New Roman" w:hAnsi="Times New Roman"/>
+      <w:color w:val="000000"/>
+      <w:sz w:val="24"/>
+    </w:rPr>
   </w:style>
   <w:style w:customStyle="1" w:styleId="Compact" w:type="paragraph">
     <w:name w:val="Compact"/>
     <w:basedOn w:val="BodyText"/>
     <w:qFormat/>
     <w:pPr>
-      <w:spacing w:after="36" w:before="36"/>
-    </w:pPr>
+      <w:spacing w:after="36" w:before="36" w:line="276" w:lineRule="auto"/>
+      <w:jc w:val="both"/>
+    </w:pPr>
+    <w:rPr>
+      <w:rFonts w:ascii="Times New Roman" w:eastAsia="Times New Roman" w:hAnsi="Times New Roman"/>
+      <w:color w:val="000000"/>
+      <w:sz w:val="24"/>
+    </w:rPr>
   </w:style>
   <w:style w:styleId="Title" w:type="paragraph">
     <w:name w:val="Title"/>
@@ -455,15 +465,15 @@
     <w:pPr>
       <w:keepNext/>
       <w:keepLines/>
-      <w:spacing w:after="240" w:before="480"/>
-      <w:jc w:val="center"/>
-    </w:pPr>
-    <w:rPr>
-      <w:rFonts w:asciiTheme="majorHAnsi" w:cstheme="majorBidi" w:eastAsiaTheme="majorEastAsia" w:hAnsiTheme="majorHAnsi"/>
+      <w:spacing w:after="240" w:before="480" w:line="276" w:lineRule="auto"/>
+      <w:jc w:val="both"/>
+    </w:pPr>
+    <w:rPr>
+      <w:rFonts w:ascii="Times New Roman" w:asciiTheme="majorHAnsi" w:cstheme="majorBidi" w:eastAsia="Times New Roman" w:eastAsiaTheme="majorEastAsia" w:hAnsi="Times New Roman" w:hAnsiTheme="majorHAnsi"/>
       <w:b/>
       <w:bCs/>
-      <w:color w:themeColor="accent1" w:themeShade="B5" w:val="345A8A"/>
-      <w:sz w:val="36"/>
+      <w:color w:val="000000"/>
+      <w:sz w:val="24"/>
       <w:szCs w:val="36"/>
     </w:rPr>
   </w:style>
@@ -475,11 +485,13 @@
     <w:pPr>
       <w:keepNext/>
       <w:keepLines/>
-      <w:spacing w:after="240" w:before="240"/>
-      <w:jc w:val="center"/>
-    </w:pPr>
-    <w:rPr>
-      <w:sz w:val="30"/>
+      <w:spacing w:after="240" w:before="240" w:line="276" w:lineRule="auto"/>
+      <w:jc w:val="both"/>
+    </w:pPr>
+    <w:rPr>
+      <w:rFonts w:ascii="Times New Roman" w:eastAsia="Times New Roman" w:hAnsi="Times New Roman"/>
+      <w:color w:val="000000"/>
+      <w:sz w:val="24"/>
       <w:szCs w:val="30"/>
     </w:rPr>
   </w:style>
@@ -490,8 +502,14 @@
     <w:pPr>
       <w:keepNext/>
       <w:keepLines/>
-      <w:jc w:val="center"/>
-    </w:pPr>
+      <w:spacing w:line="276" w:lineRule="auto"/>
+      <w:jc w:val="both"/>
+    </w:pPr>
+    <w:rPr>
+      <w:rFonts w:ascii="Times New Roman" w:eastAsia="Times New Roman" w:hAnsi="Times New Roman"/>
+      <w:color w:val="000000"/>
+      <w:sz w:val="24"/>
+    </w:rPr>
   </w:style>
   <w:style w:styleId="Date" w:type="paragraph">
     <w:name w:val="Date"/>
@@ -500,8 +518,14 @@
     <w:pPr>
       <w:keepNext/>
       <w:keepLines/>
-      <w:jc w:val="center"/>
-    </w:pPr>
+      <w:spacing w:line="276" w:lineRule="auto"/>
+      <w:jc w:val="both"/>
+    </w:pPr>
+    <w:rPr>
+      <w:rFonts w:ascii="Times New Roman" w:eastAsia="Times New Roman" w:hAnsi="Times New Roman"/>
+      <w:color w:val="000000"/>
+      <w:sz w:val="24"/>
+    </w:rPr>
   </w:style>
   <w:style w:customStyle="1" w:styleId="AbstractTitle" w:type="paragraph">
     <w:name w:val="Abstract Title"/>
@@ -511,15 +535,15 @@
     <w:pPr>
       <w:keepNext/>
       <w:keepLines/>
-      <w:jc w:val="center"/>
-      <w:spacing w:after="0" w:before="300"/>
-    </w:pPr>
-    <w:rPr>
-      <w:sz w:val="20"/>
+      <w:jc w:val="both"/>
+      <w:spacing w:after="0" w:before="300" w:line="276" w:lineRule="auto"/>
+    </w:pPr>
+    <w:rPr>
+      <w:color w:val="000000"/>
+      <w:sz w:val="24"/>
       <w:szCs w:val="20"/>
+      <w:rFonts w:ascii="Times New Roman" w:eastAsia="Times New Roman" w:hAnsi="Times New Roman"/>
       <w:b/>
-      <w:color w:val="345A8A"/>
-      &gt;
     </w:rPr>
   </w:style>
   <w:style w:customStyle="1" w:styleId="Abstract" w:type="paragraph">
@@ -530,10 +554,13 @@
     <w:pPr>
       <w:keepNext/>
       <w:keepLines/>
-      <w:spacing w:after="300" w:before="100"/>
-    </w:pPr>
-    <w:rPr>
-      <w:sz w:val="20"/>
+      <w:spacing w:after="300" w:before="100" w:line="276" w:lineRule="auto"/>
+      <w:jc w:val="both"/>
+    </w:pPr>
+    <w:rPr>
+      <w:rFonts w:ascii="Times New Roman" w:eastAsia="Times New Roman" w:hAnsi="Times New Roman"/>
+      <w:color w:val="000000"/>
+      <w:sz w:val="24"/>
       <w:szCs w:val="20"/>
     </w:rPr>
   </w:style>
@@ -542,8 +569,15 @@
     <w:basedOn w:val="Normal"/>
     <w:next w:val="Bibliography"/>
     <w:qFormat/>
-    <w:pPr/>
-    <w:rPr/>
+    <w:pPr>
+      <w:spacing w:line="276" w:lineRule="auto"/>
+      <w:jc w:val="both"/>
+    </w:pPr>
+    <w:rPr>
+      <w:rFonts w:ascii="Times New Roman" w:eastAsia="Times New Roman" w:hAnsi="Times New Roman"/>
+      <w:color w:val="000000"/>
+      <w:sz w:val="24"/>
+    </w:rPr>
   </w:style>
   <w:style w:styleId="Heading1" w:type="paragraph">
     <w:name w:val="Heading 1"/>
@@ -554,15 +588,16 @@
     <w:pPr>
       <w:keepNext/>
       <w:keepLines/>
-      <w:spacing w:after="0" w:before="480"/>
+      <w:spacing w:after="0" w:before="480" w:line="276" w:lineRule="auto"/>
+      <w:jc w:val="both"/>
       <w:outlineLvl w:val="0"/>
     </w:pPr>
     <w:rPr>
-      <w:rFonts w:asciiTheme="majorHAnsi" w:cstheme="majorBidi" w:eastAsiaTheme="majorEastAsia" w:hAnsiTheme="majorHAnsi"/>
+      <w:rFonts w:ascii="Times New Roman" w:asciiTheme="majorHAnsi" w:cstheme="majorBidi" w:eastAsia="Times New Roman" w:eastAsiaTheme="majorEastAsia" w:hAnsi="Times New Roman" w:hAnsiTheme="majorHAnsi"/>
       <w:b/>
       <w:bCs/>
-      <w:color w:themeColor="accent1" w:val="4F81BD"/>
-      <w:sz w:val="32"/>
+      <w:color w:val="000000"/>
+      <w:sz w:val="24"/>
       <w:szCs w:val="32"/>
     </w:rPr>
   </w:style>
@@ -576,15 +611,16 @@
     <w:pPr>
       <w:keepNext/>
       <w:keepLines/>
-      <w:spacing w:after="0" w:before="200"/>
+      <w:spacing w:after="0" w:before="200" w:line="276" w:lineRule="auto"/>
+      <w:jc w:val="both"/>
       <w:outlineLvl w:val="1"/>
     </w:pPr>
     <w:rPr>
-      <w:rFonts w:asciiTheme="majorHAnsi" w:cstheme="majorBidi" w:eastAsiaTheme="majorEastAsia" w:hAnsiTheme="majorHAnsi"/>
+      <w:rFonts w:ascii="Times New Roman" w:asciiTheme="majorHAnsi" w:cstheme="majorBidi" w:eastAsia="Times New Roman" w:eastAsiaTheme="majorEastAsia" w:hAnsi="Times New Roman" w:hAnsiTheme="majorHAnsi"/>
       <w:b/>
       <w:bCs/>
-      <w:color w:themeColor="accent1" w:val="4F81BD"/>
-      <w:sz w:val="28"/>
+      <w:color w:val="000000"/>
+      <w:sz w:val="24"/>
       <w:szCs w:val="28"/>
     </w:rPr>
   </w:style>
@@ -598,14 +634,15 @@
     <w:pPr>
       <w:keepNext/>
       <w:keepLines/>
-      <w:spacing w:after="0" w:before="200"/>
+      <w:spacing w:after="0" w:before="200" w:line="276" w:lineRule="auto"/>
+      <w:jc w:val="both"/>
       <w:outlineLvl w:val="2"/>
     </w:pPr>
     <w:rPr>
-      <w:rFonts w:asciiTheme="majorHAnsi" w:cstheme="majorBidi" w:eastAsiaTheme="majorEastAsia" w:hAnsiTheme="majorHAnsi"/>
+      <w:rFonts w:ascii="Times New Roman" w:asciiTheme="majorHAnsi" w:cstheme="majorBidi" w:eastAsia="Times New Roman" w:eastAsiaTheme="majorEastAsia" w:hAnsi="Times New Roman" w:hAnsiTheme="majorHAnsi"/>
       <w:b/>
       <w:bCs/>
-      <w:color w:themeColor="accent1" w:val="4F81BD"/>
+      <w:color w:val="000000"/>
       <w:sz w:val="24"/>
       <w:szCs w:val="24"/>
     </w:rPr>
@@ -620,14 +657,15 @@
     <w:pPr>
       <w:keepNext/>
       <w:keepLines/>
-      <w:spacing w:after="0" w:before="200"/>
+      <w:spacing w:after="0" w:before="200" w:line="276" w:lineRule="auto"/>
+      <w:jc w:val="both"/>
       <w:outlineLvl w:val="3"/>
     </w:pPr>
     <w:rPr>
-      <w:rFonts w:asciiTheme="majorHAnsi" w:cstheme="majorBidi" w:eastAsiaTheme="majorEastAsia" w:hAnsiTheme="majorHAnsi"/>
+      <w:rFonts w:ascii="Times New Roman" w:asciiTheme="majorHAnsi" w:cstheme="majorBidi" w:eastAsia="Times New Roman" w:eastAsiaTheme="majorEastAsia" w:hAnsi="Times New Roman" w:hAnsiTheme="majorHAnsi"/>
       <w:i/>
       <w:bCs/>
-      <w:color w:themeColor="accent1" w:val="4F81BD"/>
+      <w:color w:val="000000"/>
       <w:sz w:val="24"/>
       <w:szCs w:val="24"/>
     </w:rPr>
@@ -642,13 +680,14 @@
     <w:pPr>
       <w:keepNext/>
       <w:keepLines/>
-      <w:spacing w:after="0" w:before="200"/>
+      <w:spacing w:after="0" w:before="200" w:line="276" w:lineRule="auto"/>
+      <w:jc w:val="both"/>
       <w:outlineLvl w:val="4"/>
     </w:pPr>
     <w:rPr>
-      <w:rFonts w:asciiTheme="majorHAnsi" w:cstheme="majorBidi" w:eastAsiaTheme="majorEastAsia" w:hAnsiTheme="majorHAnsi"/>
+      <w:rFonts w:ascii="Times New Roman" w:asciiTheme="majorHAnsi" w:cstheme="majorBidi" w:eastAsia="Times New Roman" w:eastAsiaTheme="majorEastAsia" w:hAnsi="Times New Roman" w:hAnsiTheme="majorHAnsi"/>
       <w:iCs/>
-      <w:color w:themeColor="accent1" w:val="4F81BD"/>
+      <w:color w:val="000000"/>
       <w:sz w:val="24"/>
       <w:szCs w:val="24"/>
     </w:rPr>
@@ -663,12 +702,13 @@
     <w:pPr>
       <w:keepNext/>
       <w:keepLines/>
-      <w:spacing w:after="0" w:before="200"/>
+      <w:spacing w:after="0" w:before="200" w:line="276" w:lineRule="auto"/>
+      <w:jc w:val="both"/>
       <w:outlineLvl w:val="5"/>
     </w:pPr>
     <w:rPr>
-      <w:rFonts w:asciiTheme="majorHAnsi" w:cstheme="majorBidi" w:eastAsiaTheme="majorEastAsia" w:hAnsiTheme="majorHAnsi"/>
-      <w:color w:themeColor="accent1" w:val="4F81BD"/>
+      <w:rFonts w:ascii="Times New Roman" w:asciiTheme="majorHAnsi" w:cstheme="majorBidi" w:eastAsia="Times New Roman" w:eastAsiaTheme="majorEastAsia" w:hAnsi="Times New Roman" w:hAnsiTheme="majorHAnsi"/>
+      <w:color w:val="000000"/>
       <w:sz w:val="24"/>
       <w:szCs w:val="24"/>
     </w:rPr>
@@ -683,12 +723,13 @@
     <w:pPr>
       <w:keepNext/>
       <w:keepLines/>
-      <w:spacing w:after="0" w:before="200"/>
+      <w:spacing w:after="0" w:before="200" w:line="276" w:lineRule="auto"/>
+      <w:jc w:val="both"/>
       <w:outlineLvl w:val="6"/>
     </w:pPr>
     <w:rPr>
-      <w:rFonts w:asciiTheme="majorHAnsi" w:cstheme="majorBidi" w:eastAsiaTheme="majorEastAsia" w:hAnsiTheme="majorHAnsi"/>
-      <w:color w:themeColor="accent1" w:val="4F81BD"/>
+      <w:rFonts w:ascii="Times New Roman" w:asciiTheme="majorHAnsi" w:cstheme="majorBidi" w:eastAsia="Times New Roman" w:eastAsiaTheme="majorEastAsia" w:hAnsi="Times New Roman" w:hAnsiTheme="majorHAnsi"/>
+      <w:color w:val="000000"/>
       <w:sz w:val="24"/>
       <w:szCs w:val="24"/>
     </w:rPr>
@@ -703,12 +744,13 @@
     <w:pPr>
       <w:keepNext/>
       <w:keepLines/>
-      <w:spacing w:after="0" w:before="200"/>
+      <w:spacing w:after="0" w:before="200" w:line="276" w:lineRule="auto"/>
+      <w:jc w:val="both"/>
       <w:outlineLvl w:val="7"/>
     </w:pPr>
     <w:rPr>
-      <w:rFonts w:asciiTheme="majorHAnsi" w:cstheme="majorBidi" w:eastAsiaTheme="majorEastAsia" w:hAnsiTheme="majorHAnsi"/>
-      <w:color w:themeColor="accent1" w:val="4F81BD"/>
+      <w:rFonts w:ascii="Times New Roman" w:asciiTheme="majorHAnsi" w:cstheme="majorBidi" w:eastAsia="Times New Roman" w:eastAsiaTheme="majorEastAsia" w:hAnsi="Times New Roman" w:hAnsiTheme="majorHAnsi"/>
+      <w:color w:val="000000"/>
       <w:sz w:val="24"/>
       <w:szCs w:val="24"/>
     </w:rPr>
@@ -723,12 +765,13 @@
     <w:pPr>
       <w:keepNext/>
       <w:keepLines/>
-      <w:spacing w:after="0" w:before="200"/>
+      <w:spacing w:after="0" w:before="200" w:line="276" w:lineRule="auto"/>
+      <w:jc w:val="both"/>
       <w:outlineLvl w:val="8"/>
     </w:pPr>
     <w:rPr>
-      <w:rFonts w:asciiTheme="majorHAnsi" w:cstheme="majorBidi" w:eastAsiaTheme="majorEastAsia" w:hAnsiTheme="majorHAnsi"/>
-      <w:color w:themeColor="accent1" w:val="4F81BD"/>
+      <w:rFonts w:ascii="Times New Roman" w:asciiTheme="majorHAnsi" w:cstheme="majorBidi" w:eastAsia="Times New Roman" w:eastAsiaTheme="majorEastAsia" w:hAnsi="Times New Roman" w:hAnsiTheme="majorHAnsi"/>
+      <w:color w:val="000000"/>
       <w:sz w:val="24"/>
       <w:szCs w:val="24"/>
     </w:rPr>
@@ -741,9 +784,15 @@
     <w:unhideWhenUsed/>
     <w:qFormat/>
     <w:pPr>
-      <w:spacing w:after="100" w:before="100"/>
+      <w:spacing w:after="100" w:before="100" w:line="276" w:lineRule="auto"/>
       <w:ind w:firstLine="0" w:left="480" w:right="480"/>
-    </w:pPr>
+      <w:jc w:val="both"/>
+    </w:pPr>
+    <w:rPr>
+      <w:rFonts w:ascii="Times New Roman" w:eastAsia="Times New Roman" w:hAnsi="Times New Roman"/>
+      <w:color w:val="000000"/>
+      <w:sz w:val="24"/>
+    </w:rPr>
   </w:style>
   <w:style w:styleId="FootnoteText" w:type="paragraph">
     <w:name w:val="Footnote Text"/>
@@ -752,11 +801,25 @@
     <w:uiPriority w:val="9"/>
     <w:unhideWhenUsed/>
     <w:qFormat/>
+    <w:pPr>
+      <w:spacing w:line="276" w:lineRule="auto"/>
+      <w:jc w:val="both"/>
+    </w:pPr>
+    <w:rPr>
+      <w:rFonts w:ascii="Times New Roman" w:eastAsia="Times New Roman" w:hAnsi="Times New Roman"/>
+      <w:color w:val="000000"/>
+      <w:sz w:val="24"/>
+    </w:rPr>
   </w:style>
   <w:style w:default="1" w:styleId="DefaultParagraphFont" w:type="character">
     <w:name w:val="Default Paragraph Font"/>
     <w:semiHidden/>
     <w:unhideWhenUsed/>
+    <w:rPr>
+      <w:rFonts w:ascii="Times New Roman" w:eastAsia="Times New Roman" w:hAnsi="Times New Roman"/>
+      <w:color w:val="000000"/>
+      <w:sz w:val="24"/>
+    </w:rPr>
   </w:style>
   <w:style w:default="1" w:styleId="Table" w:type="table">
     <w:name w:val="Table"/>
@@ -764,6 +827,15 @@
     <w:semiHidden/>
     <w:unhideWhenUsed/>
     <w:qFormat/>
+    <w:pPr>
+      <w:spacing w:line="276" w:lineRule="auto"/>
+      <w:jc w:val="both"/>
+    </w:pPr>
+    <w:rPr>
+      <w:rFonts w:ascii="Times New Roman" w:eastAsia="Times New Roman" w:hAnsi="Times New Roman"/>
+      <w:color w:val="000000"/>
+      <w:sz w:val="24"/>
+    </w:rPr>
     <w:tblPr>
       <w:tblInd w:type="dxa" w:w="0"/>
       <w:tblCellMar>
@@ -796,25 +868,42 @@
     <w:pPr>
       <w:keepNext/>
       <w:keepLines/>
-      <w:spacing w:after="0"/>
-    </w:pPr>
-    <w:rPr>
+      <w:spacing w:after="0" w:line="276" w:lineRule="auto"/>
+      <w:jc w:val="both"/>
+    </w:pPr>
+    <w:rPr>
+      <w:rFonts w:ascii="Times New Roman" w:eastAsia="Times New Roman" w:hAnsi="Times New Roman"/>
       <w:b/>
+      <w:color w:val="000000"/>
+      <w:sz w:val="24"/>
     </w:rPr>
   </w:style>
   <w:style w:customStyle="1" w:styleId="Definition" w:type="paragraph">
     <w:name w:val="Definition"/>
     <w:basedOn w:val="Normal"/>
+    <w:pPr>
+      <w:spacing w:line="276" w:lineRule="auto"/>
+      <w:jc w:val="both"/>
+    </w:pPr>
+    <w:rPr>
+      <w:rFonts w:ascii="Times New Roman" w:eastAsia="Times New Roman" w:hAnsi="Times New Roman"/>
+      <w:color w:val="000000"/>
+      <w:sz w:val="24"/>
+    </w:rPr>
   </w:style>
   <w:style w:styleId="Caption" w:type="paragraph">
     <w:name w:val="Caption"/>
     <w:basedOn w:val="Normal"/>
     <w:link w:val="BodyTextChar"/>
     <w:pPr>
-      <w:spacing w:after="120" w:before="0"/>
-    </w:pPr>
-    <w:rPr>
+      <w:spacing w:after="120" w:before="0" w:line="276" w:lineRule="auto"/>
+      <w:jc w:val="both"/>
+    </w:pPr>
+    <w:rPr>
+      <w:rFonts w:ascii="Times New Roman" w:eastAsia="Times New Roman" w:hAnsi="Times New Roman"/>
       <w:i/>
+      <w:color w:val="000000"/>
+      <w:sz w:val="24"/>
     </w:rPr>
   </w:style>
   <w:style w:customStyle="1" w:styleId="TableCaption" w:type="paragraph">
@@ -822,44 +911,90 @@
     <w:basedOn w:val="Caption"/>
     <w:pPr>
       <w:keepNext/>
-    </w:pPr>
+      <w:spacing w:line="276" w:lineRule="auto"/>
+      <w:jc w:val="both"/>
+    </w:pPr>
+    <w:rPr>
+      <w:rFonts w:ascii="Times New Roman" w:eastAsia="Times New Roman" w:hAnsi="Times New Roman"/>
+      <w:color w:val="000000"/>
+      <w:sz w:val="24"/>
+    </w:rPr>
   </w:style>
   <w:style w:customStyle="1" w:styleId="ImageCaption" w:type="paragraph">
     <w:name w:val="Image Caption"/>
     <w:basedOn w:val="Caption"/>
+    <w:pPr>
+      <w:spacing w:line="276" w:lineRule="auto"/>
+      <w:jc w:val="both"/>
+    </w:pPr>
+    <w:rPr>
+      <w:rFonts w:ascii="Times New Roman" w:eastAsia="Times New Roman" w:hAnsi="Times New Roman"/>
+      <w:color w:val="000000"/>
+      <w:sz w:val="24"/>
+    </w:rPr>
   </w:style>
   <w:style w:customStyle="1" w:styleId="Figure" w:type="paragraph">
     <w:name w:val="Figure"/>
     <w:basedOn w:val="Normal"/>
+    <w:pPr>
+      <w:spacing w:line="276" w:lineRule="auto"/>
+      <w:jc w:val="both"/>
+    </w:pPr>
+    <w:rPr>
+      <w:rFonts w:ascii="Times New Roman" w:eastAsia="Times New Roman" w:hAnsi="Times New Roman"/>
+      <w:color w:val="000000"/>
+      <w:sz w:val="24"/>
+    </w:rPr>
   </w:style>
   <w:style w:customStyle="1" w:styleId="CaptionedFigure" w:type="paragraph">
     <w:name w:val="Captioned Figure"/>
     <w:basedOn w:val="Figure"/>
     <w:pPr>
       <w:keepNext/>
-    </w:pPr>
+      <w:spacing w:line="276" w:lineRule="auto"/>
+      <w:jc w:val="both"/>
+    </w:pPr>
+    <w:rPr>
+      <w:rFonts w:ascii="Times New Roman" w:eastAsia="Times New Roman" w:hAnsi="Times New Roman"/>
+      <w:color w:val="000000"/>
+      <w:sz w:val="24"/>
+    </w:rPr>
   </w:style>
   <w:style w:customStyle="1" w:styleId="BodyTextChar" w:type="character">
     <w:name w:val="Body Text Char"/>
     <w:basedOn w:val="DefaultParagraphFont"/>
     <w:link w:val="BodyText"/>
+    <w:rPr>
+      <w:rFonts w:ascii="Times New Roman" w:eastAsia="Times New Roman" w:hAnsi="Times New Roman"/>
+      <w:color w:val="000000"/>
+      <w:sz w:val="24"/>
+    </w:rPr>
   </w:style>
   <w:style w:customStyle="1" w:styleId="VerbatimChar" w:type="character">
     <w:name w:val="Verbatim Char"/>
     <w:basedOn w:val="BodyTextChar"/>
     <w:rPr>
-      <w:rFonts w:ascii="Consolas" w:hAnsi="Consolas"/>
-      <w:sz w:val="22"/>
+      <w:rFonts w:ascii="Times New Roman" w:eastAsia="Times New Roman" w:hAnsi="Times New Roman"/>
+      <w:color w:val="000000"/>
+      <w:sz w:val="24"/>
     </w:rPr>
   </w:style>
   <w:style w:customStyle="1" w:styleId="SectionNumber" w:type="character">
     <w:name w:val="Section Number"/>
     <w:basedOn w:val="BodyTextChar"/>
+    <w:rPr>
+      <w:rFonts w:ascii="Times New Roman" w:eastAsia="Times New Roman" w:hAnsi="Times New Roman"/>
+      <w:color w:val="000000"/>
+      <w:sz w:val="24"/>
+    </w:rPr>
   </w:style>
   <w:style w:styleId="FootnoteReference" w:type="character">
     <w:name w:val="Footnote Reference"/>
     <w:basedOn w:val="BodyTextChar"/>
     <w:rPr>
+      <w:rFonts w:ascii="Times New Roman" w:eastAsia="Times New Roman" w:hAnsi="Times New Roman"/>
+      <w:color w:val="000000"/>
+      <w:sz w:val="24"/>
       <w:vertAlign w:val="superscript"/>
     </w:rPr>
   </w:style>
@@ -867,7 +1002,9 @@
     <w:name w:val="Hyperlink"/>
     <w:basedOn w:val="BodyTextChar"/>
     <w:rPr>
-      <w:color w:themeColor="accent1" w:val="4F81BD"/>
+      <w:rFonts w:ascii="Times New Roman" w:eastAsia="Times New Roman" w:hAnsi="Times New Roman"/>
+      <w:color w:val="000000"/>
+      <w:sz w:val="24"/>
     </w:rPr>
   </w:style>
   <w:style w:styleId="TOCHeading" w:type="paragraph">
@@ -878,14 +1015,16 @@
     <w:unhideWhenUsed/>
     <w:qFormat/>
     <w:pPr>
-      <w:spacing w:before="240" w:line="259" w:lineRule="auto"/>
+      <w:spacing w:before="240" w:line="276" w:lineRule="auto"/>
+      <w:jc w:val="both"/>
       <w:outlineLvl w:val="9"/>
     </w:pPr>
     <w:rPr>
-      <w:rFonts w:asciiTheme="majorHAnsi" w:cstheme="majorBidi" w:eastAsiaTheme="majorEastAsia" w:hAnsiTheme="majorHAnsi"/>
+      <w:rFonts w:ascii="Times New Roman" w:asciiTheme="majorHAnsi" w:cstheme="majorBidi" w:eastAsia="Times New Roman" w:eastAsiaTheme="majorEastAsia" w:hAnsi="Times New Roman" w:hAnsiTheme="majorHAnsi"/>
       <w:b w:val="0"/>
       <w:bCs w:val="0"/>
-      <w:color w:themeColor="accent1" w:themeShade="BF" w:val="365F91"/>
+      <w:color w:val="000000"/>
+      <w:sz w:val="24"/>
     </w:rPr>
   </w:style>
   <w:style w:type="paragraph" w:customStyle="1" w:styleId="SourceCode">
@@ -894,13 +1033,15 @@
     <w:link w:val="VerbatimChar"/>
     <w:pPr>
       <w:wordWrap w:val="off"/>
+      <w:shd w:val="clear" w:fill="f8f8f8"/>
     </w:pPr>
   </w:style>
   <w:style w:type="character" w:customStyle="1" w:styleId="KeywordTok">
     <w:name w:val="KeywordTok"/>
     <w:basedOn w:val="VerbatimChar"/>
     <w:rPr>
-      <w:color w:val="007020"/>
+      <w:color w:val="204a87"/>
+      <w:shd w:val="clear" w:fill="f8f8f8"/>
       <w:b/>
     </w:rPr>
   </w:style>
@@ -908,85 +1049,96 @@
     <w:name w:val="DataTypeTok"/>
     <w:basedOn w:val="VerbatimChar"/>
     <w:rPr>
-      <w:color w:val="902000"/>
+      <w:color w:val="204a87"/>
+      <w:shd w:val="clear" w:fill="f8f8f8"/>
     </w:rPr>
   </w:style>
   <w:style w:type="character" w:customStyle="1" w:styleId="DecValTok">
     <w:name w:val="DecValTok"/>
     <w:basedOn w:val="VerbatimChar"/>
     <w:rPr>
-      <w:color w:val="40a070"/>
+      <w:color w:val="0000cf"/>
+      <w:shd w:val="clear" w:fill="f8f8f8"/>
     </w:rPr>
   </w:style>
   <w:style w:type="character" w:customStyle="1" w:styleId="BaseNTok">
     <w:name w:val="BaseNTok"/>
     <w:basedOn w:val="VerbatimChar"/>
     <w:rPr>
-      <w:color w:val="40a070"/>
+      <w:color w:val="0000cf"/>
+      <w:shd w:val="clear" w:fill="f8f8f8"/>
     </w:rPr>
   </w:style>
   <w:style w:type="character" w:customStyle="1" w:styleId="FloatTok">
     <w:name w:val="FloatTok"/>
     <w:basedOn w:val="VerbatimChar"/>
     <w:rPr>
-      <w:color w:val="40a070"/>
+      <w:color w:val="0000cf"/>
+      <w:shd w:val="clear" w:fill="f8f8f8"/>
     </w:rPr>
   </w:style>
   <w:style w:type="character" w:customStyle="1" w:styleId="ConstantTok">
     <w:name w:val="ConstantTok"/>
     <w:basedOn w:val="VerbatimChar"/>
     <w:rPr>
-      <w:color w:val="880000"/>
+      <w:color w:val="8f5902"/>
+      <w:shd w:val="clear" w:fill="f8f8f8"/>
     </w:rPr>
   </w:style>
   <w:style w:type="character" w:customStyle="1" w:styleId="CharTok">
     <w:name w:val="CharTok"/>
     <w:basedOn w:val="VerbatimChar"/>
     <w:rPr>
-      <w:color w:val="4070a0"/>
+      <w:color w:val="4e9a06"/>
+      <w:shd w:val="clear" w:fill="f8f8f8"/>
     </w:rPr>
   </w:style>
   <w:style w:type="character" w:customStyle="1" w:styleId="SpecialCharTok">
     <w:name w:val="SpecialCharTok"/>
     <w:basedOn w:val="VerbatimChar"/>
     <w:rPr>
-      <w:color w:val="4070a0"/>
+      <w:color w:val="ce5c00"/>
+      <w:shd w:val="clear" w:fill="f8f8f8"/>
+      <w:b/>
     </w:rPr>
   </w:style>
   <w:style w:type="character" w:customStyle="1" w:styleId="StringTok">
     <w:name w:val="StringTok"/>
     <w:basedOn w:val="VerbatimChar"/>
     <w:rPr>
-      <w:color w:val="4070a0"/>
+      <w:color w:val="4e9a06"/>
+      <w:shd w:val="clear" w:fill="f8f8f8"/>
     </w:rPr>
   </w:style>
   <w:style w:type="character" w:customStyle="1" w:styleId="VerbatimStringTok">
     <w:name w:val="VerbatimStringTok"/>
     <w:basedOn w:val="VerbatimChar"/>
     <w:rPr>
-      <w:color w:val="4070a0"/>
+      <w:color w:val="4e9a06"/>
+      <w:shd w:val="clear" w:fill="f8f8f8"/>
     </w:rPr>
   </w:style>
   <w:style w:type="character" w:customStyle="1" w:styleId="SpecialStringTok">
     <w:name w:val="SpecialStringTok"/>
     <w:basedOn w:val="VerbatimChar"/>
     <w:rPr>
-      <w:color w:val="bb6688"/>
+      <w:color w:val="4e9a06"/>
+      <w:shd w:val="clear" w:fill="f8f8f8"/>
     </w:rPr>
   </w:style>
   <w:style w:type="character" w:customStyle="1" w:styleId="ImportTok">
     <w:name w:val="ImportTok"/>
     <w:basedOn w:val="VerbatimChar"/>
     <w:rPr>
-      <w:color w:val="008000"/>
-      <w:b/>
+      <w:shd w:val="clear" w:fill="f8f8f8"/>
     </w:rPr>
   </w:style>
   <w:style w:type="character" w:customStyle="1" w:styleId="CommentTok">
     <w:name w:val="CommentTok"/>
     <w:basedOn w:val="VerbatimChar"/>
     <w:rPr>
-      <w:color w:val="60a0b0"/>
+      <w:color w:val="8f5902"/>
+      <w:shd w:val="clear" w:fill="f8f8f8"/>
       <w:i/>
     </w:rPr>
   </w:style>
@@ -994,7 +1146,9 @@
     <w:name w:val="DocumentationTok"/>
     <w:basedOn w:val="VerbatimChar"/>
     <w:rPr>
-      <w:color w:val="ba2121"/>
+      <w:color w:val="8f5902"/>
+      <w:shd w:val="clear" w:fill="f8f8f8"/>
+      <w:b/>
       <w:i/>
     </w:rPr>
   </w:style>
@@ -1002,7 +1156,8 @@
     <w:name w:val="AnnotationTok"/>
     <w:basedOn w:val="VerbatimChar"/>
     <w:rPr>
-      <w:color w:val="60a0b0"/>
+      <w:color w:val="8f5902"/>
+      <w:shd w:val="clear" w:fill="f8f8f8"/>
       <w:b/>
       <w:i/>
     </w:rPr>
@@ -1011,7 +1166,8 @@
     <w:name w:val="CommentVarTok"/>
     <w:basedOn w:val="VerbatimChar"/>
     <w:rPr>
-      <w:color w:val="60a0b0"/>
+      <w:color w:val="8f5902"/>
+      <w:shd w:val="clear" w:fill="f8f8f8"/>
       <w:b/>
       <w:i/>
     </w:rPr>
@@ -1020,28 +1176,33 @@
     <w:name w:val="OtherTok"/>
     <w:basedOn w:val="VerbatimChar"/>
     <w:rPr>
-      <w:color w:val="007020"/>
+      <w:color w:val="8f5902"/>
+      <w:shd w:val="clear" w:fill="f8f8f8"/>
     </w:rPr>
   </w:style>
   <w:style w:type="character" w:customStyle="1" w:styleId="FunctionTok">
     <w:name w:val="FunctionTok"/>
     <w:basedOn w:val="VerbatimChar"/>
     <w:rPr>
-      <w:color w:val="06287e"/>
+      <w:color w:val="204a87"/>
+      <w:shd w:val="clear" w:fill="f8f8f8"/>
+      <w:b/>
     </w:rPr>
   </w:style>
   <w:style w:type="character" w:customStyle="1" w:styleId="VariableTok">
     <w:name w:val="VariableTok"/>
     <w:basedOn w:val="VerbatimChar"/>
     <w:rPr>
-      <w:color w:val="19177c"/>
+      <w:color w:val="000000"/>
+      <w:shd w:val="clear" w:fill="f8f8f8"/>
     </w:rPr>
   </w:style>
   <w:style w:type="character" w:customStyle="1" w:styleId="ControlFlowTok">
     <w:name w:val="ControlFlowTok"/>
     <w:basedOn w:val="VerbatimChar"/>
     <w:rPr>
-      <w:color w:val="007020"/>
+      <w:color w:val="204a87"/>
+      <w:shd w:val="clear" w:fill="f8f8f8"/>
       <w:b/>
     </w:rPr>
   </w:style>
@@ -1049,45 +1210,55 @@
     <w:name w:val="OperatorTok"/>
     <w:basedOn w:val="VerbatimChar"/>
     <w:rPr>
-      <w:color w:val="666666"/>
+      <w:color w:val="ce5c00"/>
+      <w:shd w:val="clear" w:fill="f8f8f8"/>
+      <w:b/>
     </w:rPr>
   </w:style>
   <w:style w:type="character" w:customStyle="1" w:styleId="BuiltInTok">
     <w:name w:val="BuiltInTok"/>
     <w:basedOn w:val="VerbatimChar"/>
     <w:rPr>
-      <w:color w:val="008000"/>
+      <w:shd w:val="clear" w:fill="f8f8f8"/>
     </w:rPr>
   </w:style>
   <w:style w:type="character" w:customStyle="1" w:styleId="ExtensionTok">
     <w:name w:val="ExtensionTok"/>
     <w:basedOn w:val="VerbatimChar"/>
-    <w:rPr/>
+    <w:rPr>
+      <w:shd w:val="clear" w:fill="f8f8f8"/>
+    </w:rPr>
   </w:style>
   <w:style w:type="character" w:customStyle="1" w:styleId="PreprocessorTok">
     <w:name w:val="PreprocessorTok"/>
     <w:basedOn w:val="VerbatimChar"/>
     <w:rPr>
-      <w:color w:val="bc7a00"/>
+      <w:color w:val="8f5902"/>
+      <w:shd w:val="clear" w:fill="f8f8f8"/>
+      <w:i/>
     </w:rPr>
   </w:style>
   <w:style w:type="character" w:customStyle="1" w:styleId="AttributeTok">
     <w:name w:val="AttributeTok"/>
     <w:basedOn w:val="VerbatimChar"/>
     <w:rPr>
-      <w:color w:val="7d9029"/>
+      <w:color w:val="204a87"/>
+      <w:shd w:val="clear" w:fill="f8f8f8"/>
     </w:rPr>
   </w:style>
   <w:style w:type="character" w:customStyle="1" w:styleId="RegionMarkerTok">
     <w:name w:val="RegionMarkerTok"/>
     <w:basedOn w:val="VerbatimChar"/>
-    <w:rPr/>
+    <w:rPr>
+      <w:shd w:val="clear" w:fill="f8f8f8"/>
+    </w:rPr>
   </w:style>
   <w:style w:type="character" w:customStyle="1" w:styleId="InformationTok">
     <w:name w:val="InformationTok"/>
     <w:basedOn w:val="VerbatimChar"/>
     <w:rPr>
-      <w:color w:val="60a0b0"/>
+      <w:color w:val="8f5902"/>
+      <w:shd w:val="clear" w:fill="f8f8f8"/>
       <w:b/>
       <w:i/>
     </w:rPr>
@@ -1096,7 +1267,8 @@
     <w:name w:val="WarningTok"/>
     <w:basedOn w:val="VerbatimChar"/>
     <w:rPr>
-      <w:color w:val="60a0b0"/>
+      <w:color w:val="8f5902"/>
+      <w:shd w:val="clear" w:fill="f8f8f8"/>
       <w:b/>
       <w:i/>
     </w:rPr>
@@ -1105,22 +1277,25 @@
     <w:name w:val="AlertTok"/>
     <w:basedOn w:val="VerbatimChar"/>
     <w:rPr>
-      <w:color w:val="ff0000"/>
-      <w:b/>
+      <w:color w:val="ef2929"/>
+      <w:shd w:val="clear" w:fill="f8f8f8"/>
     </w:rPr>
   </w:style>
   <w:style w:type="character" w:customStyle="1" w:styleId="ErrorTok">
     <w:name w:val="ErrorTok"/>
     <w:basedOn w:val="VerbatimChar"/>
     <w:rPr>
-      <w:color w:val="ff0000"/>
+      <w:color w:val="a40000"/>
+      <w:shd w:val="clear" w:fill="f8f8f8"/>
       <w:b/>
     </w:rPr>
   </w:style>
   <w:style w:type="character" w:customStyle="1" w:styleId="NormalTok">
     <w:name w:val="NormalTok"/>
     <w:basedOn w:val="VerbatimChar"/>
-    <w:rPr/>
+    <w:rPr>
+      <w:shd w:val="clear" w:fill="f8f8f8"/>
+    </w:rPr>
   </w:style>
 </w:styles>
 </file>
